--- a/Câu 1.docx
+++ b/Câu 1.docx
@@ -3,387 +3,32 @@
 <w:document xmlns:wpc="http://schemas.microsoft.com/office/word/2010/wordprocessingCanvas" xmlns:cx="http://schemas.microsoft.com/office/drawing/2014/chartex" xmlns:cx1="http://schemas.microsoft.com/office/drawing/2015/9/8/chartex" xmlns:cx2="http://schemas.microsoft.com/office/drawing/2015/10/21/chartex" xmlns:cx3="http://schemas.microsoft.com/office/drawing/2016/5/9/chartex" xmlns:cx4="http://schemas.microsoft.com/office/drawing/2016/5/10/chartex" xmlns:cx5="http://schemas.microsoft.com/office/drawing/2016/5/11/chartex" xmlns:cx6="http://schemas.microsoft.com/office/drawing/2016/5/12/chartex" xmlns:cx7="http://schemas.microsoft.com/office/drawing/2016/5/13/chartex" xmlns:cx8="http://schemas.microsoft.com/office/drawing/2016/5/14/chartex" xmlns:mc="http://schemas.openxmlformats.org/markup-compatibility/2006" xmlns:aink="http://schemas.microsoft.com/office/drawing/2016/ink" xmlns:am3d="http://schemas.microsoft.com/office/drawing/2017/model3d" xmlns:o="urn:schemas-microsoft-com:office:office" xmlns:oel="http://schemas.microsoft.com/office/2019/extlst" xmlns:r="http://schemas.openxmlformats.org/officeDocument/2006/relationships" xmlns:m="http://schemas.openxmlformats.org/officeDocument/2006/math" xmlns:v="urn:schemas-microsoft-com:vml" xmlns:wp14="http://schemas.microsoft.com/office/word/2010/wordprocessingDrawing" xmlns:wp="http://schemas.openxmlformats.org/drawingml/2006/wordprocessingDrawing" xmlns:w10="urn:schemas-microsoft-com:office:word" xmlns:w="http://schemas.openxmlformats.org/wordprocessingml/2006/main" xmlns:w14="http://schemas.microsoft.com/office/word/2010/wordml" xmlns:w15="http://schemas.microsoft.com/office/word/2012/wordml" xmlns:w16cex="http://schemas.microsoft.com/office/word/2018/wordml/cex" xmlns:w16cid="http://schemas.microsoft.com/office/word/2016/wordml/cid" xmlns:w16="http://schemas.microsoft.com/office/word/2018/wordml" xmlns:w16du="http://schemas.microsoft.com/office/word/2023/wordml/word16du" xmlns:w16sdtdh="http://schemas.microsoft.com/office/word/2020/wordml/sdtdatahash" xmlns:w16se="http://schemas.microsoft.com/office/word/2015/wordml/symex" xmlns:wpg="http://schemas.microsoft.com/office/word/2010/wordprocessingGroup" xmlns:wpi="http://schemas.microsoft.com/office/word/2010/wordprocessingInk" xmlns:wne="http://schemas.microsoft.com/office/word/2006/wordml" xmlns:wps="http://schemas.microsoft.com/office/word/2010/wordprocessingShape" mc:Ignorable="w14 w15 w16se w16cid w16 w16cex w16sdtdh wp14">
   <w:body>
     <w:p>
-      <w:proofErr w:type="spellStart"/>
       <w:r>
-        <w:t>Câu</w:t>
-      </w:r>
-      <w:proofErr w:type="spellEnd"/>
-      <w:r>
-        <w:t xml:space="preserve"> 1: </w:t>
-      </w:r>
-      <w:proofErr w:type="spellStart"/>
-      <w:r>
-        <w:t>Xung</w:t>
-      </w:r>
-      <w:proofErr w:type="spellEnd"/>
-      <w:r>
-        <w:t xml:space="preserve"> </w:t>
-      </w:r>
-      <w:proofErr w:type="spellStart"/>
-      <w:r>
-        <w:t>đột</w:t>
-      </w:r>
-      <w:proofErr w:type="spellEnd"/>
-      <w:r>
-        <w:t xml:space="preserve"> </w:t>
-      </w:r>
-      <w:proofErr w:type="spellStart"/>
-      <w:r>
-        <w:t>trong</w:t>
-      </w:r>
-      <w:proofErr w:type="spellEnd"/>
-      <w:r>
-        <w:t xml:space="preserve"> git </w:t>
-      </w:r>
-      <w:proofErr w:type="spellStart"/>
-      <w:r>
-        <w:t>là</w:t>
-      </w:r>
-      <w:proofErr w:type="spellEnd"/>
-      <w:r>
-        <w:t xml:space="preserve"> </w:t>
-      </w:r>
-      <w:proofErr w:type="spellStart"/>
-      <w:proofErr w:type="gramStart"/>
-      <w:r>
-        <w:t>gì</w:t>
-      </w:r>
-      <w:proofErr w:type="spellEnd"/>
-      <w:r>
-        <w:t xml:space="preserve"> ?</w:t>
-      </w:r>
-      <w:proofErr w:type="gramEnd"/>
-      <w:r>
-        <w:t xml:space="preserve"> </w:t>
-      </w:r>
-      <w:proofErr w:type="spellStart"/>
-      <w:r>
-        <w:t>Những</w:t>
-      </w:r>
-      <w:proofErr w:type="spellEnd"/>
-      <w:r>
-        <w:t xml:space="preserve"> </w:t>
-      </w:r>
-      <w:proofErr w:type="spellStart"/>
-      <w:r>
-        <w:t>trường</w:t>
-      </w:r>
-      <w:proofErr w:type="spellEnd"/>
-      <w:r>
-        <w:t xml:space="preserve"> </w:t>
-      </w:r>
-      <w:proofErr w:type="spellStart"/>
-      <w:r>
-        <w:t>hợp</w:t>
-      </w:r>
-      <w:proofErr w:type="spellEnd"/>
-      <w:r>
-        <w:t xml:space="preserve"> </w:t>
-      </w:r>
-      <w:proofErr w:type="spellStart"/>
-      <w:r>
-        <w:t>nào</w:t>
-      </w:r>
-      <w:proofErr w:type="spellEnd"/>
-      <w:r>
-        <w:t xml:space="preserve"> </w:t>
-      </w:r>
-      <w:proofErr w:type="spellStart"/>
-      <w:r>
-        <w:t>gây</w:t>
-      </w:r>
-      <w:proofErr w:type="spellEnd"/>
-      <w:r>
-        <w:t xml:space="preserve"> </w:t>
-      </w:r>
-      <w:proofErr w:type="spellStart"/>
-      <w:r>
-        <w:t>ra</w:t>
-      </w:r>
-      <w:proofErr w:type="spellEnd"/>
-      <w:r>
-        <w:t xml:space="preserve"> </w:t>
-      </w:r>
-      <w:proofErr w:type="spellStart"/>
-      <w:r>
-        <w:t>xung</w:t>
-      </w:r>
-      <w:proofErr w:type="spellEnd"/>
-      <w:r>
-        <w:t xml:space="preserve"> </w:t>
-      </w:r>
-      <w:proofErr w:type="spellStart"/>
-      <w:r>
-        <w:t>đột</w:t>
-      </w:r>
-      <w:proofErr w:type="spellEnd"/>
-      <w:r>
-        <w:t xml:space="preserve">, </w:t>
-      </w:r>
-      <w:proofErr w:type="spellStart"/>
-      <w:r>
-        <w:t>cho</w:t>
-      </w:r>
-      <w:proofErr w:type="spellEnd"/>
-      <w:r>
-        <w:t xml:space="preserve"> 1 </w:t>
-      </w:r>
-      <w:proofErr w:type="spellStart"/>
-      <w:r>
-        <w:t>ví</w:t>
-      </w:r>
-      <w:proofErr w:type="spellEnd"/>
-      <w:r>
-        <w:t xml:space="preserve"> </w:t>
-      </w:r>
-      <w:proofErr w:type="spellStart"/>
-      <w:r>
-        <w:t>dụ</w:t>
-      </w:r>
-      <w:proofErr w:type="spellEnd"/>
-    </w:p>
-    <w:p>
-      <w:proofErr w:type="spellStart"/>
-      <w:r>
-        <w:t>Xung</w:t>
-      </w:r>
-      <w:proofErr w:type="spellEnd"/>
-      <w:r>
-        <w:t xml:space="preserve"> </w:t>
-      </w:r>
-      <w:proofErr w:type="spellStart"/>
-      <w:r>
-        <w:t>đột</w:t>
-      </w:r>
-      <w:proofErr w:type="spellEnd"/>
-      <w:r>
-        <w:t xml:space="preserve"> </w:t>
-      </w:r>
-      <w:proofErr w:type="spellStart"/>
-      <w:r>
-        <w:t>là</w:t>
-      </w:r>
-      <w:proofErr w:type="spellEnd"/>
-      <w:r>
-        <w:t xml:space="preserve"> </w:t>
-      </w:r>
-      <w:proofErr w:type="spellStart"/>
-      <w:r>
-        <w:t>hiện</w:t>
-      </w:r>
-      <w:proofErr w:type="spellEnd"/>
-      <w:r>
-        <w:t xml:space="preserve"> </w:t>
-      </w:r>
-      <w:proofErr w:type="spellStart"/>
-      <w:r>
-        <w:t>tượng</w:t>
-      </w:r>
-      <w:proofErr w:type="spellEnd"/>
-      <w:r>
-        <w:t xml:space="preserve"> </w:t>
-      </w:r>
-      <w:proofErr w:type="spellStart"/>
-      <w:r>
-        <w:t>đụng</w:t>
-      </w:r>
-      <w:proofErr w:type="spellEnd"/>
-      <w:r>
-        <w:t xml:space="preserve"> </w:t>
-      </w:r>
-      <w:proofErr w:type="spellStart"/>
-      <w:r>
-        <w:t>độ</w:t>
-      </w:r>
-      <w:proofErr w:type="spellEnd"/>
-      <w:r>
-        <w:t xml:space="preserve"> </w:t>
-      </w:r>
-      <w:proofErr w:type="spellStart"/>
-      <w:r>
-        <w:t>khi</w:t>
-      </w:r>
-      <w:proofErr w:type="spellEnd"/>
-      <w:r>
-        <w:t xml:space="preserve"> </w:t>
-      </w:r>
-      <w:proofErr w:type="spellStart"/>
-      <w:r>
-        <w:t>mã</w:t>
-      </w:r>
-      <w:proofErr w:type="spellEnd"/>
-      <w:r>
-        <w:t xml:space="preserve"> </w:t>
-      </w:r>
-      <w:proofErr w:type="spellStart"/>
-      <w:r>
-        <w:t>nguồn</w:t>
-      </w:r>
-      <w:proofErr w:type="spellEnd"/>
-      <w:r>
-        <w:t xml:space="preserve"> </w:t>
-      </w:r>
-      <w:proofErr w:type="spellStart"/>
-      <w:r>
-        <w:t>khác</w:t>
-      </w:r>
-      <w:proofErr w:type="spellEnd"/>
-      <w:r>
-        <w:t xml:space="preserve"> </w:t>
-      </w:r>
-      <w:proofErr w:type="spellStart"/>
-      <w:r>
-        <w:t>nhau</w:t>
-      </w:r>
-      <w:proofErr w:type="spellEnd"/>
-      <w:r>
-        <w:t xml:space="preserve"> </w:t>
-      </w:r>
-      <w:proofErr w:type="spellStart"/>
-      <w:r>
-        <w:t>trên</w:t>
-      </w:r>
-      <w:proofErr w:type="spellEnd"/>
-      <w:r>
-        <w:t xml:space="preserve"> </w:t>
-      </w:r>
-      <w:proofErr w:type="spellStart"/>
-      <w:r>
-        <w:t>cùng</w:t>
-      </w:r>
-      <w:proofErr w:type="spellEnd"/>
-      <w:r>
-        <w:t xml:space="preserve"> 1 </w:t>
-      </w:r>
-      <w:proofErr w:type="spellStart"/>
-      <w:r>
-        <w:t>dòng</w:t>
-      </w:r>
-      <w:proofErr w:type="spellEnd"/>
-      <w:r>
-        <w:t xml:space="preserve"> </w:t>
-      </w:r>
-      <w:proofErr w:type="spellStart"/>
-      <w:r>
-        <w:t>lúc</w:t>
-      </w:r>
-      <w:proofErr w:type="spellEnd"/>
-      <w:r>
-        <w:t xml:space="preserve"> </w:t>
-      </w:r>
-      <w:proofErr w:type="spellStart"/>
-      <w:r>
-        <w:t>các</w:t>
-      </w:r>
-      <w:proofErr w:type="spellEnd"/>
-      <w:r>
-        <w:t xml:space="preserve"> </w:t>
-      </w:r>
-      <w:proofErr w:type="spellStart"/>
-      <w:r>
-        <w:t>nhánh</w:t>
-      </w:r>
-      <w:proofErr w:type="spellEnd"/>
-      <w:r>
-        <w:t xml:space="preserve"> </w:t>
-      </w:r>
-      <w:proofErr w:type="spellStart"/>
-      <w:r>
-        <w:t>đồng</w:t>
-      </w:r>
-      <w:proofErr w:type="spellEnd"/>
-      <w:r>
-        <w:t xml:space="preserve"> </w:t>
-      </w:r>
-      <w:proofErr w:type="spellStart"/>
-      <w:r>
-        <w:t>bộ</w:t>
-      </w:r>
-      <w:proofErr w:type="spellEnd"/>
-      <w:r>
-        <w:t xml:space="preserve"> </w:t>
-      </w:r>
-      <w:proofErr w:type="spellStart"/>
-      <w:r>
-        <w:t>với</w:t>
-      </w:r>
-      <w:proofErr w:type="spellEnd"/>
-      <w:r>
-        <w:t xml:space="preserve"> </w:t>
-      </w:r>
-      <w:proofErr w:type="spellStart"/>
-      <w:r>
-        <w:t>nhau</w:t>
-      </w:r>
-      <w:proofErr w:type="spellEnd"/>
-      <w:r>
-        <w:t>.</w:t>
+        <w:t>Câu 1: Xung đột trong git là gì ? Những trường hợp nào gây ra xung đột, cho 1 ví dụ</w:t>
       </w:r>
     </w:p>
     <w:p>
-      <w:proofErr w:type="spellStart"/>
+      <w:pPr>
+        <w:pStyle w:val="ListParagraph"/>
+        <w:numPr>
+          <w:ilvl w:val="1"/>
+          <w:numId w:val="4"/>
+        </w:numPr>
+      </w:pPr>
       <w:r>
-        <w:t>Những</w:t>
+        <w:t>Xung đột là hiện tượng đụng độ khi mã nguồn khác nhau trên cùng 1 dòng lúc các nhánh đồng bộ với nhau.</w:t>
       </w:r>
-      <w:proofErr w:type="spellEnd"/>
+    </w:p>
+    <w:p>
+      <w:pPr>
+        <w:pStyle w:val="ListParagraph"/>
+        <w:numPr>
+          <w:ilvl w:val="1"/>
+          <w:numId w:val="4"/>
+        </w:numPr>
+      </w:pPr>
       <w:r>
-        <w:t xml:space="preserve"> </w:t>
-      </w:r>
-      <w:proofErr w:type="spellStart"/>
-      <w:r>
-        <w:t>trường</w:t>
-      </w:r>
-      <w:proofErr w:type="spellEnd"/>
-      <w:r>
-        <w:t xml:space="preserve"> </w:t>
-      </w:r>
-      <w:proofErr w:type="spellStart"/>
-      <w:r>
-        <w:t>hợp</w:t>
-      </w:r>
-      <w:proofErr w:type="spellEnd"/>
-      <w:r>
-        <w:t xml:space="preserve"> </w:t>
-      </w:r>
-      <w:proofErr w:type="spellStart"/>
-      <w:r>
-        <w:t>gây</w:t>
-      </w:r>
-      <w:proofErr w:type="spellEnd"/>
-      <w:r>
-        <w:t xml:space="preserve"> </w:t>
-      </w:r>
-      <w:proofErr w:type="spellStart"/>
-      <w:r>
-        <w:t>ra</w:t>
-      </w:r>
-      <w:proofErr w:type="spellEnd"/>
-      <w:r>
-        <w:t xml:space="preserve"> </w:t>
-      </w:r>
-      <w:proofErr w:type="spellStart"/>
-      <w:r>
-        <w:t>xung</w:t>
-      </w:r>
-      <w:proofErr w:type="spellEnd"/>
-      <w:r>
-        <w:t xml:space="preserve"> </w:t>
-      </w:r>
-      <w:proofErr w:type="spellStart"/>
-      <w:r>
-        <w:t>đột</w:t>
-      </w:r>
-      <w:proofErr w:type="spellEnd"/>
-      <w:r>
-        <w:t xml:space="preserve"> </w:t>
-      </w:r>
-      <w:proofErr w:type="spellStart"/>
-      <w:r>
-        <w:t>là</w:t>
-      </w:r>
-      <w:proofErr w:type="spellEnd"/>
-      <w:r>
-        <w:t xml:space="preserve">: </w:t>
+        <w:t xml:space="preserve">Những trường hợp gây ra xung đột là: </w:t>
       </w:r>
     </w:p>
     <w:p>
@@ -394,115 +39,9 @@
           <w:numId w:val="2"/>
         </w:numPr>
       </w:pPr>
-      <w:proofErr w:type="spellStart"/>
       <w:r>
-        <w:t>khi</w:t>
+        <w:t>khi merge/rebase nhánh nhưng có sự khác nhau cùng chung 1 dòng code, cùng chung một file</w:t>
       </w:r>
-      <w:proofErr w:type="spellEnd"/>
-      <w:r>
-        <w:t xml:space="preserve"> merge/rebase </w:t>
-      </w:r>
-      <w:proofErr w:type="spellStart"/>
-      <w:r>
-        <w:t>nhánh</w:t>
-      </w:r>
-      <w:proofErr w:type="spellEnd"/>
-      <w:r>
-        <w:t xml:space="preserve"> </w:t>
-      </w:r>
-      <w:proofErr w:type="spellStart"/>
-      <w:r>
-        <w:t>nhưng</w:t>
-      </w:r>
-      <w:proofErr w:type="spellEnd"/>
-      <w:r>
-        <w:t xml:space="preserve"> </w:t>
-      </w:r>
-      <w:proofErr w:type="spellStart"/>
-      <w:r>
-        <w:t>có</w:t>
-      </w:r>
-      <w:proofErr w:type="spellEnd"/>
-      <w:r>
-        <w:t xml:space="preserve"> </w:t>
-      </w:r>
-      <w:proofErr w:type="spellStart"/>
-      <w:r>
-        <w:t>sự</w:t>
-      </w:r>
-      <w:proofErr w:type="spellEnd"/>
-      <w:r>
-        <w:t xml:space="preserve"> </w:t>
-      </w:r>
-      <w:proofErr w:type="spellStart"/>
-      <w:r>
-        <w:t>khác</w:t>
-      </w:r>
-      <w:proofErr w:type="spellEnd"/>
-      <w:r>
-        <w:t xml:space="preserve"> </w:t>
-      </w:r>
-      <w:proofErr w:type="spellStart"/>
-      <w:r>
-        <w:t>nhau</w:t>
-      </w:r>
-      <w:proofErr w:type="spellEnd"/>
-      <w:r>
-        <w:t xml:space="preserve"> </w:t>
-      </w:r>
-      <w:proofErr w:type="spellStart"/>
-      <w:r>
-        <w:t>cùng</w:t>
-      </w:r>
-      <w:proofErr w:type="spellEnd"/>
-      <w:r>
-        <w:t xml:space="preserve"> </w:t>
-      </w:r>
-      <w:proofErr w:type="spellStart"/>
-      <w:r>
-        <w:t>chung</w:t>
-      </w:r>
-      <w:proofErr w:type="spellEnd"/>
-      <w:r>
-        <w:t xml:space="preserve"> 1 </w:t>
-      </w:r>
-      <w:proofErr w:type="spellStart"/>
-      <w:r>
-        <w:t>dòng</w:t>
-      </w:r>
-      <w:proofErr w:type="spellEnd"/>
-      <w:r>
-        <w:t xml:space="preserve"> code, </w:t>
-      </w:r>
-      <w:proofErr w:type="spellStart"/>
-      <w:r>
-        <w:t>cùng</w:t>
-      </w:r>
-      <w:proofErr w:type="spellEnd"/>
-      <w:r>
-        <w:t xml:space="preserve"> </w:t>
-      </w:r>
-      <w:proofErr w:type="spellStart"/>
-      <w:r>
-        <w:t>chung</w:t>
-      </w:r>
-      <w:proofErr w:type="spellEnd"/>
-      <w:r>
-        <w:t xml:space="preserve"> </w:t>
-      </w:r>
-      <w:proofErr w:type="spellStart"/>
-      <w:r>
-        <w:t>một</w:t>
-      </w:r>
-      <w:proofErr w:type="spellEnd"/>
-      <w:r>
-        <w:t xml:space="preserve"> </w:t>
-      </w:r>
-      <w:proofErr w:type="gramStart"/>
-      <w:r>
-        <w:t>file</w:t>
-      </w:r>
-      <w:proofErr w:type="gramEnd"/>
     </w:p>
     <w:p>
       <w:pPr>
@@ -512,27 +51,9 @@
           <w:numId w:val="2"/>
         </w:numPr>
       </w:pPr>
-      <w:proofErr w:type="spellStart"/>
       <w:r>
-        <w:t>khi</w:t>
+        <w:t>khi push code lên remote repo</w:t>
       </w:r>
-      <w:proofErr w:type="spellEnd"/>
-      <w:r>
-        <w:t xml:space="preserve"> push code </w:t>
-      </w:r>
-      <w:proofErr w:type="spellStart"/>
-      <w:r>
-        <w:t>lên</w:t>
-      </w:r>
-      <w:proofErr w:type="spellEnd"/>
-      <w:r>
-        <w:t xml:space="preserve"> remote </w:t>
-      </w:r>
-      <w:proofErr w:type="gramStart"/>
-      <w:r>
-        <w:t>repo</w:t>
-      </w:r>
-      <w:proofErr w:type="gramEnd"/>
     </w:p>
     <w:p>
       <w:pPr>
@@ -542,21 +63,9 @@
           <w:numId w:val="2"/>
         </w:numPr>
       </w:pPr>
-      <w:proofErr w:type="spellStart"/>
       <w:r>
-        <w:t>khi</w:t>
+        <w:t>khi pull code về</w:t>
       </w:r>
-      <w:proofErr w:type="spellEnd"/>
-      <w:r>
-        <w:t xml:space="preserve"> pull code </w:t>
-      </w:r>
-      <w:proofErr w:type="spellStart"/>
-      <w:proofErr w:type="gramStart"/>
-      <w:r>
-        <w:t>về</w:t>
-      </w:r>
-      <w:proofErr w:type="spellEnd"/>
-      <w:proofErr w:type="gramEnd"/>
     </w:p>
     <w:p>
       <w:pPr>
@@ -566,396 +75,35 @@
           <w:numId w:val="2"/>
         </w:numPr>
       </w:pPr>
-      <w:proofErr w:type="spellStart"/>
       <w:r>
-        <w:t>khi</w:t>
+        <w:t>khi revert</w:t>
       </w:r>
-      <w:proofErr w:type="spellEnd"/>
-      <w:r>
-        <w:t xml:space="preserve"> </w:t>
-      </w:r>
-      <w:proofErr w:type="gramStart"/>
-      <w:r>
-        <w:t>revert</w:t>
-      </w:r>
-      <w:proofErr w:type="gramEnd"/>
     </w:p>
     <w:p>
-      <w:proofErr w:type="spellStart"/>
       <w:r>
-        <w:t>ví</w:t>
-      </w:r>
-      <w:proofErr w:type="spellEnd"/>
-      <w:r>
-        <w:t xml:space="preserve"> </w:t>
-      </w:r>
-      <w:proofErr w:type="spellStart"/>
-      <w:r>
-        <w:t>dụ</w:t>
-      </w:r>
-      <w:proofErr w:type="spellEnd"/>
-      <w:r>
-        <w:t xml:space="preserve">: </w:t>
-      </w:r>
-      <w:proofErr w:type="spellStart"/>
-      <w:r>
-        <w:t>trên</w:t>
-      </w:r>
-      <w:proofErr w:type="spellEnd"/>
-      <w:r>
-        <w:t xml:space="preserve"> </w:t>
-      </w:r>
-      <w:proofErr w:type="spellStart"/>
-      <w:r>
-        <w:t>nhánh</w:t>
-      </w:r>
-      <w:proofErr w:type="spellEnd"/>
-      <w:r>
-        <w:t xml:space="preserve"> main </w:t>
-      </w:r>
-      <w:proofErr w:type="spellStart"/>
-      <w:r>
-        <w:t>có</w:t>
-      </w:r>
-      <w:proofErr w:type="spellEnd"/>
-      <w:r>
-        <w:t xml:space="preserve"> 1 file </w:t>
+        <w:t xml:space="preserve">ví dụ: trên nhánh main có 1 file </w:t>
       </w:r>
       <w:r>
         <w:t>a.</w:t>
       </w:r>
       <w:r>
-        <w:t xml:space="preserve">txt </w:t>
-      </w:r>
-      <w:proofErr w:type="spellStart"/>
-      <w:r>
-        <w:t>nội</w:t>
-      </w:r>
-      <w:proofErr w:type="spellEnd"/>
-      <w:r>
-        <w:t xml:space="preserve"> dung </w:t>
-      </w:r>
-      <w:proofErr w:type="spellStart"/>
-      <w:r>
-        <w:t>dòng</w:t>
-      </w:r>
-      <w:proofErr w:type="spellEnd"/>
-      <w:r>
-        <w:t xml:space="preserve"> 1 </w:t>
-      </w:r>
-      <w:proofErr w:type="spellStart"/>
-      <w:r>
-        <w:t>là</w:t>
-      </w:r>
-      <w:proofErr w:type="spellEnd"/>
-      <w:r>
-        <w:t xml:space="preserve"> hello</w:t>
+        <w:t>txt nội dung dòng 1 là hello</w:t>
       </w:r>
     </w:p>
     <w:p>
-      <w:proofErr w:type="spellStart"/>
       <w:r>
-        <w:t>sau</w:t>
-      </w:r>
-      <w:proofErr w:type="spellEnd"/>
-      <w:r>
-        <w:t xml:space="preserve"> </w:t>
-      </w:r>
-      <w:proofErr w:type="spellStart"/>
-      <w:r>
-        <w:t>đó</w:t>
-      </w:r>
-      <w:proofErr w:type="spellEnd"/>
-      <w:r>
-        <w:t xml:space="preserve"> </w:t>
-      </w:r>
-      <w:proofErr w:type="spellStart"/>
-      <w:r>
-        <w:t>tạo</w:t>
-      </w:r>
-      <w:proofErr w:type="spellEnd"/>
-      <w:r>
-        <w:t xml:space="preserve"> </w:t>
-      </w:r>
-      <w:proofErr w:type="spellStart"/>
-      <w:r>
-        <w:t>nhánh</w:t>
-      </w:r>
-      <w:proofErr w:type="spellEnd"/>
-      <w:r>
-        <w:t xml:space="preserve"> f2 </w:t>
-      </w:r>
-      <w:proofErr w:type="spellStart"/>
-      <w:r>
-        <w:t>từ</w:t>
-      </w:r>
-      <w:proofErr w:type="spellEnd"/>
-      <w:r>
-        <w:t xml:space="preserve"> </w:t>
-      </w:r>
-      <w:proofErr w:type="spellStart"/>
-      <w:r>
-        <w:t>nhánh</w:t>
-      </w:r>
-      <w:proofErr w:type="spellEnd"/>
-      <w:r>
-        <w:t xml:space="preserve"> main </w:t>
-      </w:r>
-      <w:proofErr w:type="spellStart"/>
-      <w:r>
-        <w:t>và</w:t>
-      </w:r>
-      <w:proofErr w:type="spellEnd"/>
-      <w:r>
-        <w:t xml:space="preserve"> </w:t>
-      </w:r>
-      <w:proofErr w:type="spellStart"/>
-      <w:r>
-        <w:t>thay</w:t>
-      </w:r>
-      <w:proofErr w:type="spellEnd"/>
-      <w:r>
-        <w:t xml:space="preserve"> </w:t>
-      </w:r>
-      <w:proofErr w:type="spellStart"/>
-      <w:r>
-        <w:t>đổi</w:t>
-      </w:r>
-      <w:proofErr w:type="spellEnd"/>
-      <w:r>
-        <w:t xml:space="preserve"> </w:t>
-      </w:r>
-      <w:proofErr w:type="spellStart"/>
-      <w:r>
-        <w:t>nội</w:t>
-      </w:r>
-      <w:proofErr w:type="spellEnd"/>
-      <w:r>
-        <w:t xml:space="preserve"> dung </w:t>
-      </w:r>
-      <w:proofErr w:type="spellStart"/>
-      <w:r>
-        <w:t>dòng</w:t>
-      </w:r>
-      <w:proofErr w:type="spellEnd"/>
-      <w:r>
-        <w:t xml:space="preserve"> 1 file a.txt </w:t>
-      </w:r>
-      <w:proofErr w:type="spellStart"/>
-      <w:r>
-        <w:t>thành</w:t>
-      </w:r>
-      <w:proofErr w:type="spellEnd"/>
-      <w:r>
-        <w:t xml:space="preserve"> hi</w:t>
+        <w:t>sau đó tạo nhánh f2 từ nhánh main và thay đổi nội dung dòng 1 file a.txt thành hi</w:t>
       </w:r>
     </w:p>
     <w:p>
-      <w:proofErr w:type="spellStart"/>
       <w:r>
-        <w:t>sau</w:t>
-      </w:r>
-      <w:proofErr w:type="spellEnd"/>
-      <w:r>
-        <w:t xml:space="preserve"> </w:t>
-      </w:r>
-      <w:proofErr w:type="spellStart"/>
-      <w:r>
-        <w:t>đó</w:t>
-      </w:r>
-      <w:proofErr w:type="spellEnd"/>
-      <w:r>
-        <w:t xml:space="preserve"> ở </w:t>
-      </w:r>
-      <w:proofErr w:type="spellStart"/>
-      <w:r>
-        <w:t>nhánh</w:t>
-      </w:r>
-      <w:proofErr w:type="spellEnd"/>
-      <w:r>
-        <w:t xml:space="preserve"> main </w:t>
-      </w:r>
-      <w:proofErr w:type="spellStart"/>
-      <w:r>
-        <w:t>thực</w:t>
-      </w:r>
-      <w:proofErr w:type="spellEnd"/>
-      <w:r>
-        <w:t xml:space="preserve"> </w:t>
-      </w:r>
-      <w:proofErr w:type="spellStart"/>
-      <w:r>
-        <w:t>hiện</w:t>
-      </w:r>
-      <w:proofErr w:type="spellEnd"/>
-      <w:r>
-        <w:t xml:space="preserve"> </w:t>
-      </w:r>
-      <w:proofErr w:type="spellStart"/>
-      <w:r>
-        <w:t>lệnh</w:t>
-      </w:r>
-      <w:proofErr w:type="spellEnd"/>
-      <w:r>
-        <w:t xml:space="preserve"> git merge f2 </w:t>
+        <w:t xml:space="preserve">sau đó ở nhánh main thực hiện lệnh git merge f2 </w:t>
       </w:r>
       <w:r>
         <w:sym w:font="Wingdings" w:char="F0E0"/>
       </w:r>
       <w:r>
-        <w:t xml:space="preserve"> </w:t>
-      </w:r>
-      <w:proofErr w:type="spellStart"/>
-      <w:r>
-        <w:t>lúc</w:t>
-      </w:r>
-      <w:proofErr w:type="spellEnd"/>
-      <w:r>
-        <w:t xml:space="preserve"> </w:t>
-      </w:r>
-      <w:proofErr w:type="spellStart"/>
-      <w:r>
-        <w:t>này</w:t>
-      </w:r>
-      <w:proofErr w:type="spellEnd"/>
-      <w:r>
-        <w:t xml:space="preserve"> </w:t>
-      </w:r>
-      <w:proofErr w:type="spellStart"/>
-      <w:r>
-        <w:t>sẽ</w:t>
-      </w:r>
-      <w:proofErr w:type="spellEnd"/>
-      <w:r>
-        <w:t xml:space="preserve"> </w:t>
-      </w:r>
-      <w:proofErr w:type="spellStart"/>
-      <w:r>
-        <w:t>báo</w:t>
-      </w:r>
-      <w:proofErr w:type="spellEnd"/>
-      <w:r>
-        <w:t xml:space="preserve"> conflict, ta </w:t>
-      </w:r>
-      <w:proofErr w:type="spellStart"/>
-      <w:r>
-        <w:t>phải</w:t>
-      </w:r>
-      <w:proofErr w:type="spellEnd"/>
-      <w:r>
-        <w:t xml:space="preserve"> </w:t>
-      </w:r>
-      <w:proofErr w:type="spellStart"/>
-      <w:r>
-        <w:t>thực</w:t>
-      </w:r>
-      <w:proofErr w:type="spellEnd"/>
-      <w:r>
-        <w:t xml:space="preserve"> </w:t>
-      </w:r>
-      <w:proofErr w:type="spellStart"/>
-      <w:r>
-        <w:t>hiện</w:t>
-      </w:r>
-      <w:proofErr w:type="spellEnd"/>
-      <w:r>
-        <w:t xml:space="preserve"> fix conflict </w:t>
-      </w:r>
-      <w:proofErr w:type="spellStart"/>
-      <w:r>
-        <w:t>bằng</w:t>
-      </w:r>
-      <w:proofErr w:type="spellEnd"/>
-      <w:r>
-        <w:t xml:space="preserve"> </w:t>
-      </w:r>
-      <w:proofErr w:type="spellStart"/>
-      <w:r>
-        <w:t>cách</w:t>
-      </w:r>
-      <w:proofErr w:type="spellEnd"/>
-      <w:r>
-        <w:t xml:space="preserve"> </w:t>
-      </w:r>
-      <w:proofErr w:type="spellStart"/>
-      <w:r>
-        <w:t>xóa</w:t>
-      </w:r>
-      <w:proofErr w:type="spellEnd"/>
-      <w:r>
-        <w:t xml:space="preserve"> </w:t>
-      </w:r>
-      <w:proofErr w:type="spellStart"/>
-      <w:r>
-        <w:t>nội</w:t>
-      </w:r>
-      <w:proofErr w:type="spellEnd"/>
-      <w:r>
-        <w:t xml:space="preserve"> dung </w:t>
-      </w:r>
-      <w:proofErr w:type="spellStart"/>
-      <w:r>
-        <w:t>không</w:t>
-      </w:r>
-      <w:proofErr w:type="spellEnd"/>
-      <w:r>
-        <w:t xml:space="preserve"> </w:t>
-      </w:r>
-      <w:proofErr w:type="spellStart"/>
-      <w:r>
-        <w:t>cần</w:t>
-      </w:r>
-      <w:proofErr w:type="spellEnd"/>
-      <w:r>
-        <w:t xml:space="preserve"> </w:t>
-      </w:r>
-      <w:proofErr w:type="spellStart"/>
-      <w:r>
-        <w:t>thiết</w:t>
-      </w:r>
-      <w:proofErr w:type="spellEnd"/>
-      <w:r>
-        <w:t xml:space="preserve"> </w:t>
-      </w:r>
-      <w:proofErr w:type="spellStart"/>
-      <w:r>
-        <w:t>và</w:t>
-      </w:r>
-      <w:proofErr w:type="spellEnd"/>
-      <w:r>
-        <w:t xml:space="preserve"> </w:t>
-      </w:r>
-      <w:proofErr w:type="spellStart"/>
-      <w:r>
-        <w:t>thực</w:t>
-      </w:r>
-      <w:proofErr w:type="spellEnd"/>
-      <w:r>
-        <w:t xml:space="preserve"> </w:t>
-      </w:r>
-      <w:proofErr w:type="spellStart"/>
-      <w:r>
-        <w:t>hiện</w:t>
-      </w:r>
-      <w:proofErr w:type="spellEnd"/>
-      <w:r>
-        <w:t xml:space="preserve"> </w:t>
-      </w:r>
-      <w:proofErr w:type="spellStart"/>
-      <w:r>
-        <w:t>lại</w:t>
-      </w:r>
-      <w:proofErr w:type="spellEnd"/>
-      <w:r>
-        <w:t xml:space="preserve"> </w:t>
-      </w:r>
-      <w:proofErr w:type="spellStart"/>
-      <w:r>
-        <w:t>lệnh</w:t>
-      </w:r>
-      <w:proofErr w:type="spellEnd"/>
-      <w:r>
-        <w:t xml:space="preserve"> merge</w:t>
+        <w:t xml:space="preserve"> lúc này sẽ báo conflict, ta phải thực hiện fix conflict bằng cách xóa nội dung không cần thiết và thực hiện lại lệnh merge</w:t>
       </w:r>
     </w:p>
     <w:sectPr>
@@ -1084,6 +232,231 @@
     </w:lvl>
   </w:abstractNum>
   <w:abstractNum w:abstractNumId="1" w15:restartNumberingAfterBreak="0">
+    <w:nsid w:val="3FCC2F73"/>
+    <w:multiLevelType w:val="hybridMultilevel"/>
+    <w:tmpl w:val="7E0AD54A"/>
+    <w:lvl w:ilvl="0" w:tplc="4156E750">
+      <w:numFmt w:val="bullet"/>
+      <w:lvlText w:val="-"/>
+      <w:lvlJc w:val="left"/>
+      <w:pPr>
+        <w:ind w:left="720" w:hanging="360"/>
+      </w:pPr>
+      <w:rPr>
+        <w:rFonts w:ascii="Calibri" w:eastAsiaTheme="minorHAnsi" w:hAnsi="Calibri" w:cs="Calibri" w:hint="default"/>
+      </w:rPr>
+    </w:lvl>
+    <w:lvl w:ilvl="1" w:tplc="04090003" w:tentative="1">
+      <w:start w:val="1"/>
+      <w:numFmt w:val="bullet"/>
+      <w:lvlText w:val="o"/>
+      <w:lvlJc w:val="left"/>
+      <w:pPr>
+        <w:ind w:left="1440" w:hanging="360"/>
+      </w:pPr>
+      <w:rPr>
+        <w:rFonts w:ascii="Courier New" w:hAnsi="Courier New" w:cs="Courier New" w:hint="default"/>
+      </w:rPr>
+    </w:lvl>
+    <w:lvl w:ilvl="2" w:tplc="04090005" w:tentative="1">
+      <w:start w:val="1"/>
+      <w:numFmt w:val="bullet"/>
+      <w:lvlText w:val=""/>
+      <w:lvlJc w:val="left"/>
+      <w:pPr>
+        <w:ind w:left="2160" w:hanging="360"/>
+      </w:pPr>
+      <w:rPr>
+        <w:rFonts w:ascii="Wingdings" w:hAnsi="Wingdings" w:hint="default"/>
+      </w:rPr>
+    </w:lvl>
+    <w:lvl w:ilvl="3" w:tplc="04090001" w:tentative="1">
+      <w:start w:val="1"/>
+      <w:numFmt w:val="bullet"/>
+      <w:lvlText w:val=""/>
+      <w:lvlJc w:val="left"/>
+      <w:pPr>
+        <w:ind w:left="2880" w:hanging="360"/>
+      </w:pPr>
+      <w:rPr>
+        <w:rFonts w:ascii="Symbol" w:hAnsi="Symbol" w:hint="default"/>
+      </w:rPr>
+    </w:lvl>
+    <w:lvl w:ilvl="4" w:tplc="04090003" w:tentative="1">
+      <w:start w:val="1"/>
+      <w:numFmt w:val="bullet"/>
+      <w:lvlText w:val="o"/>
+      <w:lvlJc w:val="left"/>
+      <w:pPr>
+        <w:ind w:left="3600" w:hanging="360"/>
+      </w:pPr>
+      <w:rPr>
+        <w:rFonts w:ascii="Courier New" w:hAnsi="Courier New" w:cs="Courier New" w:hint="default"/>
+      </w:rPr>
+    </w:lvl>
+    <w:lvl w:ilvl="5" w:tplc="04090005" w:tentative="1">
+      <w:start w:val="1"/>
+      <w:numFmt w:val="bullet"/>
+      <w:lvlText w:val=""/>
+      <w:lvlJc w:val="left"/>
+      <w:pPr>
+        <w:ind w:left="4320" w:hanging="360"/>
+      </w:pPr>
+      <w:rPr>
+        <w:rFonts w:ascii="Wingdings" w:hAnsi="Wingdings" w:hint="default"/>
+      </w:rPr>
+    </w:lvl>
+    <w:lvl w:ilvl="6" w:tplc="04090001" w:tentative="1">
+      <w:start w:val="1"/>
+      <w:numFmt w:val="bullet"/>
+      <w:lvlText w:val=""/>
+      <w:lvlJc w:val="left"/>
+      <w:pPr>
+        <w:ind w:left="5040" w:hanging="360"/>
+      </w:pPr>
+      <w:rPr>
+        <w:rFonts w:ascii="Symbol" w:hAnsi="Symbol" w:hint="default"/>
+      </w:rPr>
+    </w:lvl>
+    <w:lvl w:ilvl="7" w:tplc="04090003" w:tentative="1">
+      <w:start w:val="1"/>
+      <w:numFmt w:val="bullet"/>
+      <w:lvlText w:val="o"/>
+      <w:lvlJc w:val="left"/>
+      <w:pPr>
+        <w:ind w:left="5760" w:hanging="360"/>
+      </w:pPr>
+      <w:rPr>
+        <w:rFonts w:ascii="Courier New" w:hAnsi="Courier New" w:cs="Courier New" w:hint="default"/>
+      </w:rPr>
+    </w:lvl>
+    <w:lvl w:ilvl="8" w:tplc="04090005" w:tentative="1">
+      <w:start w:val="1"/>
+      <w:numFmt w:val="bullet"/>
+      <w:lvlText w:val=""/>
+      <w:lvlJc w:val="left"/>
+      <w:pPr>
+        <w:ind w:left="6480" w:hanging="360"/>
+      </w:pPr>
+      <w:rPr>
+        <w:rFonts w:ascii="Wingdings" w:hAnsi="Wingdings" w:hint="default"/>
+      </w:rPr>
+    </w:lvl>
+  </w:abstractNum>
+  <w:abstractNum w:abstractNumId="2" w15:restartNumberingAfterBreak="0">
+    <w:nsid w:val="424B7B40"/>
+    <w:multiLevelType w:val="multilevel"/>
+    <w:tmpl w:val="4F64310E"/>
+    <w:lvl w:ilvl="0">
+      <w:start w:val="1"/>
+      <w:numFmt w:val="decimal"/>
+      <w:lvlText w:val="%1"/>
+      <w:lvlJc w:val="left"/>
+      <w:pPr>
+        <w:ind w:left="360" w:hanging="360"/>
+      </w:pPr>
+      <w:rPr>
+        <w:rFonts w:hint="default"/>
+      </w:rPr>
+    </w:lvl>
+    <w:lvl w:ilvl="1">
+      <w:start w:val="1"/>
+      <w:numFmt w:val="decimal"/>
+      <w:lvlText w:val="%1.%2"/>
+      <w:lvlJc w:val="left"/>
+      <w:pPr>
+        <w:ind w:left="360" w:hanging="360"/>
+      </w:pPr>
+      <w:rPr>
+        <w:rFonts w:hint="default"/>
+      </w:rPr>
+    </w:lvl>
+    <w:lvl w:ilvl="2">
+      <w:start w:val="1"/>
+      <w:numFmt w:val="decimal"/>
+      <w:lvlText w:val="%1.%2.%3"/>
+      <w:lvlJc w:val="left"/>
+      <w:pPr>
+        <w:ind w:left="720" w:hanging="720"/>
+      </w:pPr>
+      <w:rPr>
+        <w:rFonts w:hint="default"/>
+      </w:rPr>
+    </w:lvl>
+    <w:lvl w:ilvl="3">
+      <w:start w:val="1"/>
+      <w:numFmt w:val="decimal"/>
+      <w:lvlText w:val="%1.%2.%3.%4"/>
+      <w:lvlJc w:val="left"/>
+      <w:pPr>
+        <w:ind w:left="720" w:hanging="720"/>
+      </w:pPr>
+      <w:rPr>
+        <w:rFonts w:hint="default"/>
+      </w:rPr>
+    </w:lvl>
+    <w:lvl w:ilvl="4">
+      <w:start w:val="1"/>
+      <w:numFmt w:val="decimal"/>
+      <w:lvlText w:val="%1.%2.%3.%4.%5"/>
+      <w:lvlJc w:val="left"/>
+      <w:pPr>
+        <w:ind w:left="1080" w:hanging="1080"/>
+      </w:pPr>
+      <w:rPr>
+        <w:rFonts w:hint="default"/>
+      </w:rPr>
+    </w:lvl>
+    <w:lvl w:ilvl="5">
+      <w:start w:val="1"/>
+      <w:numFmt w:val="decimal"/>
+      <w:lvlText w:val="%1.%2.%3.%4.%5.%6"/>
+      <w:lvlJc w:val="left"/>
+      <w:pPr>
+        <w:ind w:left="1080" w:hanging="1080"/>
+      </w:pPr>
+      <w:rPr>
+        <w:rFonts w:hint="default"/>
+      </w:rPr>
+    </w:lvl>
+    <w:lvl w:ilvl="6">
+      <w:start w:val="1"/>
+      <w:numFmt w:val="decimal"/>
+      <w:lvlText w:val="%1.%2.%3.%4.%5.%6.%7"/>
+      <w:lvlJc w:val="left"/>
+      <w:pPr>
+        <w:ind w:left="1440" w:hanging="1440"/>
+      </w:pPr>
+      <w:rPr>
+        <w:rFonts w:hint="default"/>
+      </w:rPr>
+    </w:lvl>
+    <w:lvl w:ilvl="7">
+      <w:start w:val="1"/>
+      <w:numFmt w:val="decimal"/>
+      <w:lvlText w:val="%1.%2.%3.%4.%5.%6.%7.%8"/>
+      <w:lvlJc w:val="left"/>
+      <w:pPr>
+        <w:ind w:left="1440" w:hanging="1440"/>
+      </w:pPr>
+      <w:rPr>
+        <w:rFonts w:hint="default"/>
+      </w:rPr>
+    </w:lvl>
+    <w:lvl w:ilvl="8">
+      <w:start w:val="1"/>
+      <w:numFmt w:val="decimal"/>
+      <w:lvlText w:val="%1.%2.%3.%4.%5.%6.%7.%8.%9"/>
+      <w:lvlJc w:val="left"/>
+      <w:pPr>
+        <w:ind w:left="1440" w:hanging="1440"/>
+      </w:pPr>
+      <w:rPr>
+        <w:rFonts w:hint="default"/>
+      </w:rPr>
+    </w:lvl>
+  </w:abstractNum>
+  <w:abstractNum w:abstractNumId="3" w15:restartNumberingAfterBreak="0">
     <w:nsid w:val="5E691BD5"/>
     <w:multiLevelType w:val="hybridMultilevel"/>
     <w:tmpl w:val="7A02FE00"/>
@@ -1200,7 +573,13 @@
     <w:abstractNumId w:val="0"/>
   </w:num>
   <w:num w:numId="2" w16cid:durableId="1244142725">
+    <w:abstractNumId w:val="3"/>
+  </w:num>
+  <w:num w:numId="3" w16cid:durableId="1103527758">
     <w:abstractNumId w:val="1"/>
+  </w:num>
+  <w:num w:numId="4" w16cid:durableId="719287668">
+    <w:abstractNumId w:val="2"/>
   </w:num>
 </w:numbering>
 </file>
